--- a/pr-preview/pr-275/variance-covariance.docx
+++ b/pr-preview/pr-275/variance-covariance.docx
@@ -15,7 +15,7 @@
         <w:pStyle w:val="Date"/>
       </w:pPr>
       <w:r>
-        <w:t xml:space="preserve">Last modified: 2026-10-27 01:53:32 (PDT)</w:t>
+        <w:t xml:space="preserve">Last modified: 2026-10-28 11:04:51 (PDT)</w:t>
       </w:r>
     </w:p>
     <w:bookmarkStart w:id="28" w:name="sec-deviation"/>
@@ -370,7 +370,11 @@
         </m:oMathParaPr>
         <m:oMath>
           <m:r>
-            <m:t>δ</m:t>
+            <m:rPr>
+              <m:scr m:val="double-struck"/>
+              <m:sty m:val="p"/>
+            </m:rPr>
+            <m:t>d</m:t>
           </m:r>
           <m:r>
             <m:rPr>
@@ -473,7 +477,11 @@
         </m:oMathParaPr>
         <m:oMath>
           <m:r>
-            <m:t>δ</m:t>
+            <m:rPr>
+              <m:scr m:val="double-struck"/>
+              <m:sty m:val="p"/>
+            </m:rPr>
+            <m:t>d</m:t>
           </m:r>
           <m:r>
             <m:rPr>
@@ -617,7 +625,11 @@
       </w:r>
       <m:oMath>
         <m:r>
-          <m:t>δ</m:t>
+          <m:rPr>
+            <m:scr m:val="double-struck"/>
+            <m:sty m:val="p"/>
+          </m:rPr>
+          <m:t>d</m:t>
         </m:r>
         <m:r>
           <m:rPr>
@@ -848,7 +860,11 @@
       </w:r>
       <m:oMath>
         <m:r>
-          <m:t>δ</m:t>
+          <m:rPr>
+            <m:scr m:val="double-struck"/>
+            <m:sty m:val="p"/>
+          </m:rPr>
+          <m:t>d</m:t>
         </m:r>
         <m:r>
           <m:rPr>
@@ -1131,7 +1147,11 @@
           <m:eqArr>
             <m:e>
               <m:r>
-                <m:t>δ</m:t>
+                <m:rPr>
+                  <m:scr m:val="double-struck"/>
+                  <m:sty m:val="p"/>
+                </m:rPr>
+                <m:t>d</m:t>
               </m:r>
               <m:r>
                 <m:rPr>
@@ -1237,7 +1257,11 @@
           <m:eqArr>
             <m:e>
               <m:r>
-                <m:t>δ</m:t>
+                <m:rPr>
+                  <m:scr m:val="double-struck"/>
+                  <m:sty m:val="p"/>
+                </m:rPr>
+                <m:t>d</m:t>
               </m:r>
               <m:r>
                 <m:rPr>
@@ -2962,7 +2986,11 @@
                 <m:t>[</m:t>
               </m:r>
               <m:r>
-                <m:t>δ</m:t>
+                <m:rPr>
+                  <m:scr m:val="double-struck"/>
+                  <m:sty m:val="p"/>
+                </m:rPr>
+                <m:t>d</m:t>
               </m:r>
               <m:r>
                 <m:rPr>
@@ -3161,7 +3189,11 @@
       </w:r>
       <m:oMath>
         <m:r>
-          <m:t>δ</m:t>
+          <m:rPr>
+            <m:scr m:val="double-struck"/>
+            <m:sty m:val="p"/>
+          </m:rPr>
+          <m:t>d</m:t>
         </m:r>
         <m:r>
           <m:rPr>
@@ -3295,7 +3327,11 @@
                 <m:t>[</m:t>
               </m:r>
               <m:r>
-                <m:t>δ</m:t>
+                <m:rPr>
+                  <m:scr m:val="double-struck"/>
+                  <m:sty m:val="p"/>
+                </m:rPr>
+                <m:t>d</m:t>
               </m:r>
               <m:r>
                 <m:rPr>
@@ -3460,7 +3496,11 @@
       </w:r>
       <m:oMath>
         <m:r>
-          <m:t>δ</m:t>
+          <m:rPr>
+            <m:scr m:val="double-struck"/>
+            <m:sty m:val="p"/>
+          </m:rPr>
+          <m:t>d</m:t>
         </m:r>
         <m:r>
           <m:rPr>
@@ -3866,7 +3906,11 @@
                     <m:t>[</m:t>
                   </m:r>
                   <m:r>
-                    <m:t>δ</m:t>
+                    <m:rPr>
+                      <m:scr m:val="double-struck"/>
+                      <m:sty m:val="p"/>
+                    </m:rPr>
+                    <m:t>d</m:t>
                   </m:r>
                   <m:r>
                     <m:rPr>
